--- a/Space_News_12_06_2026.docx
+++ b/Space_News_12_06_2026.docx
@@ -370,184 +370,6 @@
         <w:t>Science &amp; Exploration ESA science missions get green light for new discoveries 11/06/2026 2283 views 6 likes On 10-11 June, representatives from European Space Agency (ESA) Member States met in Tenerife to make far-reaching decisions about the future of ESA's Science Programme. Their decisions to extend current missions and adopt the next 'fast-class' mission, Arrakihs, underscores European leadership in, and long-term commitment to, space science. ESA's world-leading Science Programme transforms bold ideas from European scientists into ambitious space science missions. It is community-driven, overseen by a Science Programme Committee that meets around three times per year. The Committee includes representatives from each of ESA's 23 Member States, ensuring that all countries have an equal say in major decisions that decide the future of European space science. ESA's Director of Science, Professor Carole Mundell says: "Being motivated by the scientific community means that we can build world-leading space missions that really meet the needs of European scientists. Our aim is to provide the best missions possible to encourage technological innovation and scientific discoveries across our Member States." The decisions taken and discussions held by the Science Programme Committee this week will guide the Programme throughout the 2030s and beyond. 13 missions extended ESA leads or co-leads ten active space science missions, and is involved in six more led by international partners. An initial mission operations phase typically lasts up to five years, depending on the mission's scientific goals. Extensions beyond this period depend on the ability of the mission to continue delivering novel science. The Science Programme Committee discussed the extension of the 13 missions that are due to end their current science phase before the end of 2026. It endorsed extensions for all 13, underlining the potential of these missions to support a wide range of scientific communities across Europe and beyond. In alphabetical order, these missions are: BepiColombo, Cheops, Einstein Probe, Hinode, Hubble, IRIS, Mars Express, Proba-3, SOHO, Solar Orbiter, Webb, XMM-Newton and XRISM. The extension is particularly important for Solar Orbiter, an ESA-led mission to study the Sun up close. Launched in 2020, Solar Orbiter is currently giving humankind its first views of the Sun's poles. The extension will allow the mission to continue going to higher latitudes, revealing the Sun from new angles, and enabling completely new discoveries. Missions that will still be operating in, or are yet to begin, their initial science phase at the end of 2029, including Euclid, Juice and Smile, were not considered for extension during this week's meeting. Arrakihs - ESA's next galactic archaeologist On 10 June, the Science Programme Committee approved the adoption of ESA's second 'fast-class' mission, Arrakihs. This means that ESA and its Member States commit to building and launching the mission. Arrakihs will capture the faint light from the haloes of stars and gas that surround galaxies to answer questions about cosmic history. Like other fast-class missions, it is based on adapting existing technology for novel science, and Member States - particularly Spain, in the case of Arrakihs - play a leading role in developing the mission. Arrakihs is expected to launch by the end of 2030. Find out more about the adoption of Arrakihs in our dedicated article. Plasma Observatory - sailing the shores of the cosmic ocean Medium-class missions form the backbone of ESA's Science Programme. Those currently flying include Solar Orbiter and Euclid, ESA's dark Universe detective. Back in 2023, the space science community narrowed down the shortlist for the next medium-class mission to three finalists. Since then, scientists and engineers have been carefully considering all three in terms of science, technical feasibility and how well they complement other missions. Medium science mission selection process Based on this assessment, ESA has proposed to the Science Programme Committee that Plasma Observatory be selected. The Committee has taken note of this recommendation and will make the formal decision at the next meeting in November 2026. Plasma Observatory would study how electrically charged particles (plasma) from the Sun interact with the protective magnetic bubble (the magnetosphere) that surrounds Earth. In particular, it would look at how the plasma gains energy through its interaction with Earth's magnetic field, how this energy enters and moves around the magnetosphere, and how it spreads to other particles around Earth. Previous missions, including ESA's Cluster, found that these interactions happen on different scales in space and time - from a few kilometres up to tens of thousands, and from milliseconds to minutes. But Cluster - made up of four spacecraft - could only study one scale at a time. Plasma Observatory would be a constellation of seven spacecraft, making it the first mission capable of studying the interactions on different scales of space and time simultaneously, to give us a detailed understanding of what exactly is happening and how the scales are connected. Plasma makes up 99% of the visible Universe, and the transfer of energy within it governs how pretty much everything in the Universe works. Plasma Observatory is using the magnetosphere as a laboratory for understanding the wider Universe, including the Sun, exploding stars and distant galaxies. Find out more about Plasma Observatory here. Notes for editors The Science Programme Committee convened at the Instituto Astrofísico de Canarias, Tenerife, on 10-11 June 2026. The Science Programme is part of ESA's mandatory activities, which means that all Member States contribute and participate. This provides budget stability and allows long-term planning of the cadence and types of missions to enable European leadership in frontier science and technology. The Programme has a long and successful history, with missions developed through planning cycles that last 10-20 years. The first cycle was Horizon 2000 (1985-2005). This was followed by Horizon 2000+ (2005-2015), leading to the current cycle, Cosmic Vision. The future is defined by Voyage 2050. Plasma Observatory would be the first medium-class mission in Voyage 2050. ESA's Science Programme is overseen and guided by the Science Programme Committee, established by the ESA Council and representing all Member States equally. For the selection of new missions, scientific advice and recommendations are provided to ESA by the Space Science Advisory Committee, which is guided by working groups made up of external scientists specialised in different topics. ESA then coordinates with the Science Programme Committee for approval on the content of the Programme. For more information, please contact ESA Media Relations media@esa.int</w:t>
       </w:r>
     </w:p>
-    <w:p>
-      <w:pPr>
-        <w:pBdr>
-          <w:bottom w:val="single" w:sz="6" w:space="6" w:color="A6A6A6"/>
-        </w:pBdr>
-      </w:pPr>
-    </w:p>
-    <w:p/>
-    <w:p>
-      <w:pPr>
-        <w:spacing w:after="60"/>
-      </w:pPr>
-      <w:r>
-        <w:rPr>
-          <w:rFonts w:ascii="Times New Roman" w:hAnsi="Times New Roman"/>
-          <w:b/>
-          <w:sz w:val="26"/>
-        </w:rPr>
-        <w:t>4. SpaceX sends 24 Starlink satellites into orbit as market awaits IPO launch (video)</w:t>
-      </w:r>
-    </w:p>
-    <w:p>
-      <w:pPr>
-        <w:spacing w:after="80"/>
-        <w:jc w:val="left"/>
-      </w:pPr>
-      <w:hyperlink r:id="rId17">
-        <w:r>
-          <w:rPr>
-            <w:color w:val="0000FF"/>
-            <w:u w:val="single"/>
-          </w:rPr>
-          <w:t>Read more</w:t>
-        </w:r>
-      </w:hyperlink>
-    </w:p>
-    <w:p>
-      <w:pPr>
-        <w:spacing w:after="120"/>
-        <w:jc w:val="center"/>
-      </w:pPr>
-      <w:r>
-        <w:drawing>
-          <wp:inline xmlns:a="http://schemas.openxmlformats.org/drawingml/2006/main" xmlns:pic="http://schemas.openxmlformats.org/drawingml/2006/picture">
-            <wp:extent cx="4389120" cy="2468880"/>
-            <wp:docPr id="5" name="Picture 5"/>
-            <wp:cNvGraphicFramePr>
-              <a:graphicFrameLocks noChangeAspect="1"/>
-            </wp:cNvGraphicFramePr>
-            <a:graphic>
-              <a:graphicData uri="http://schemas.openxmlformats.org/drawingml/2006/picture">
-                <pic:pic>
-                  <pic:nvPicPr>
-                    <pic:cNvPr id="0" name="image.jpg"/>
-                    <pic:cNvPicPr/>
-                  </pic:nvPicPr>
-                  <pic:blipFill>
-                    <a:blip r:embed="rId18"/>
-                    <a:stretch>
-                      <a:fillRect/>
-                    </a:stretch>
-                  </pic:blipFill>
-                  <pic:spPr>
-                    <a:xfrm>
-                      <a:off x="0" y="0"/>
-                      <a:ext cx="4389120" cy="2468880"/>
-                    </a:xfrm>
-                    <a:prstGeom prst="rect"/>
-                  </pic:spPr>
-                </pic:pic>
-              </a:graphicData>
-            </a:graphic>
-          </wp:inline>
-        </w:drawing>
-      </w:r>
-    </w:p>
-    <w:p>
-      <w:pPr>
-        <w:spacing w:after="120" w:line="276" w:lineRule="auto"/>
-        <w:jc w:val="both"/>
-      </w:pPr>
-      <w:r>
-        <w:rPr>
-          <w:rFonts w:ascii="Times New Roman" w:hAnsi="Times New Roman"/>
-          <w:sz w:val="24"/>
-        </w:rPr>
-        <w:t>Click for next article SpaceX continued its almost continuous delivery of Starlink satellites into low Earth orbit on Thursday (June 11), with its latest launch from California. A Falcon 9 rocket carrying 24 of the internet broadband relays ( Group 17-44 ) launched at 11:05 a.m. EDT (1505 GMT or 8:05 a.m. PDT local time) from Space Launch Complex 4 East at Vandenberg Space Force Base in California. About an hour later, SpaceX confirmed the satellites were successfully deployed. A SpaceX Falcon 9 carrying 24 Starlink satellites launches from Vandenberg Space Force Base in California on Thursday, June 11, 2026. (Image credit: SpaceX) The flight's first stage booster (B1071) completed its 34th mission, touching down on its four landing legs atop the autonomous droneship " Of Course I Still Love You ," which was prestaged in the Pacific Ocean. The booster is one flight shy of tying the reuse record set by Booster 1067 on June 8. The launch came the same week as SpaceX's highly anticipated IPO (Initial Public Offering) on the NASDAQ stock market. This could have been the last SpaceX launch before it goes public, but another Starlink launch is currently targeted for Friday morning in Florida, before the market opens. IPO aside, the launch did increase the population of the Starlink megaconstellation to more than 10,600 satellites, according to tracker Jonathan McDowell . Thursday's launch was SpaceX's 67th Falcon 9 launch of the year and 660th completed mission since 2008.</w:t>
-      </w:r>
-    </w:p>
-    <w:p>
-      <w:pPr>
-        <w:pBdr>
-          <w:bottom w:val="single" w:sz="6" w:space="6" w:color="A6A6A6"/>
-        </w:pBdr>
-      </w:pPr>
-    </w:p>
-    <w:p/>
-    <w:p>
-      <w:pPr>
-        <w:spacing w:after="60"/>
-      </w:pPr>
-      <w:r>
-        <w:rPr>
-          <w:rFonts w:ascii="Times New Roman" w:hAnsi="Times New Roman"/>
-          <w:b/>
-          <w:sz w:val="26"/>
-        </w:rPr>
-        <w:t>5. Don't miss this beautiful 3-planet parade after sunset on June 12 - it won't last long</w:t>
-      </w:r>
-    </w:p>
-    <w:p>
-      <w:pPr>
-        <w:spacing w:after="80"/>
-        <w:jc w:val="left"/>
-      </w:pPr>
-      <w:hyperlink r:id="rId19">
-        <w:r>
-          <w:rPr>
-            <w:color w:val="0000FF"/>
-            <w:u w:val="single"/>
-          </w:rPr>
-          <w:t>Read more</w:t>
-        </w:r>
-      </w:hyperlink>
-    </w:p>
-    <w:p>
-      <w:pPr>
-        <w:spacing w:after="120"/>
-        <w:jc w:val="center"/>
-      </w:pPr>
-      <w:r>
-        <w:drawing>
-          <wp:inline xmlns:a="http://schemas.openxmlformats.org/drawingml/2006/main" xmlns:pic="http://schemas.openxmlformats.org/drawingml/2006/picture">
-            <wp:extent cx="4389120" cy="2468880"/>
-            <wp:docPr id="6" name="Picture 6"/>
-            <wp:cNvGraphicFramePr>
-              <a:graphicFrameLocks noChangeAspect="1"/>
-            </wp:cNvGraphicFramePr>
-            <a:graphic>
-              <a:graphicData uri="http://schemas.openxmlformats.org/drawingml/2006/picture">
-                <pic:pic>
-                  <pic:nvPicPr>
-                    <pic:cNvPr id="0" name="image.jpg"/>
-                    <pic:cNvPicPr/>
-                  </pic:nvPicPr>
-                  <pic:blipFill>
-                    <a:blip r:embed="rId20"/>
-                    <a:stretch>
-                      <a:fillRect/>
-                    </a:stretch>
-                  </pic:blipFill>
-                  <pic:spPr>
-                    <a:xfrm>
-                      <a:off x="0" y="0"/>
-                      <a:ext cx="4389120" cy="2468880"/>
-                    </a:xfrm>
-                    <a:prstGeom prst="rect"/>
-                  </pic:spPr>
-                </pic:pic>
-              </a:graphicData>
-            </a:graphic>
-          </wp:inline>
-        </w:drawing>
-      </w:r>
-    </w:p>
-    <w:p>
-      <w:pPr>
-        <w:spacing w:after="120" w:line="276" w:lineRule="auto"/>
-        <w:jc w:val="both"/>
-      </w:pPr>
-      <w:r>
-        <w:rPr>
-          <w:rFonts w:ascii="Times New Roman" w:hAnsi="Times New Roman"/>
-          <w:sz w:val="24"/>
-        </w:rPr>
-        <w:t>Click for next article A photograph of a planetary alignment on June 1, 2024 taken by Josh Dury near Somerset, England. Mercury, Venus, and Jupiter align low over the western horizon after sunset tonight, creating a satisfying mini planetary parade and a perfect astrophoto opportunity using a wide-angle lens or even just a smartphone. Even though Venus and Jupiter have drifted apart slightly since their tight embrace on June 9, Mercury has climbed up beautifully from the sun's glare to join the party. Together, they form a striking slanted line along the ecliptic in the west-northwestern sky right after sunset. This is a high-speed game. The optimal viewing window starts exactly 30 minutes after your local sunset and lasts for only about 30 to 45 minutes before Jupiter and Mercury follow the sun below the horizon. Look for blazing Venus first - it will pop out while the sky is still bright. Drop your eyes down and slightly to the right to easily spot Mercury and Jupiter. For observers using telescopes or imaging equipment, June 12 also offers an interesting opportunity to compare the appearance of the three worlds. Venus will show a small, intensely bright, 80%-illuminated gibbous disk, while Mercury will present a stark contrast with its 50%-illuminated "half-moon" phase. Resolving a clean, tiny half-Mercury in twilight is an elite visual feather in any amateur's cap. Jupiter will appear as a much larger disk, although its low position above the horizon means atmospheric turbulence may blur some detail. Under steady conditions, advanced imagers may be able to capture hints of the planet's famous equatorial cloud belts alongside Mercury's sharply defined silhouette. Approximate positions of the three planets on June 12 at 9 p.m. local time. (Image credit: Starry Night) For photographers, however, June 12 is all about landscape composition. Put away the prime-focus telescope adaptors and grab a 50 mm to 85 mm prime lens on a DSLR/mirrorless camera. Expose for the deep twilight sky colors and frame the three planets as a slanted cosmic ladder ascending over a crisp local silhouette - like a mountain ridge, a distant city skyline, or a line of pine trees. If you're looking for a telescope or binoculars to observe the night sky in more detail, our guides for the best binocular deals and the best telescope deals can help. Our best cameras for astrophotography and best lenses for astrophotography can help you get ready to capture the next stunning skywatching event.</w:t>
-      </w:r>
-    </w:p>
     <w:sectPr>
       <w:footerReference w:type="default" r:id="rId9"/>
       <w:pgSz w:w="12240" w:h="15840"/>
